--- a/Templates/tipovye_2.docx
+++ b/Templates/tipovye_2.docx
@@ -1,6 +1,6 @@
 
 <file path=word/document.xml><?xml version="1.0" encoding="utf-8"?>
-<w:document xmlns:wpc="http://schemas.microsoft.com/office/word/2010/wordprocessingCanvas" xmlns:cx="http://schemas.microsoft.com/office/drawing/2014/chartex" xmlns:cx1="http://schemas.microsoft.com/office/drawing/2015/9/8/chartex" xmlns:mc="http://schemas.openxmlformats.org/markup-compatibility/2006" xmlns:o="urn:schemas-microsoft-com:office:office" xmlns:r="http://schemas.openxmlformats.org/officeDocument/2006/relationships" xmlns:m="http://schemas.openxmlformats.org/officeDocument/2006/math" xmlns:v="urn:schemas-microsoft-com:vml" xmlns:wp14="http://schemas.microsoft.com/office/word/2010/wordprocessingDrawing" xmlns:wp="http://schemas.openxmlformats.org/drawingml/2006/wordprocessingDrawing" xmlns:w10="urn:schemas-microsoft-com:office:word" xmlns:w="http://schemas.openxmlformats.org/wordprocessingml/2006/main" xmlns:w14="http://schemas.microsoft.com/office/word/2010/wordml" xmlns:w15="http://schemas.microsoft.com/office/word/2012/wordml" xmlns:w16se="http://schemas.microsoft.com/office/word/2015/wordml/symex" xmlns:wpg="http://schemas.microsoft.com/office/word/2010/wordprocessingGroup" xmlns:wpi="http://schemas.microsoft.com/office/word/2010/wordprocessingInk" xmlns:wne="http://schemas.microsoft.com/office/word/2006/wordml" xmlns:wps="http://schemas.microsoft.com/office/word/2010/wordprocessingShape" mc:Ignorable="w14 w15 w16se wp14">
+<w:document xmlns:wpc="http://schemas.microsoft.com/office/word/2010/wordprocessingCanvas" xmlns:cx="http://schemas.microsoft.com/office/drawing/2014/chartex" xmlns:cx1="http://schemas.microsoft.com/office/drawing/2015/9/8/chartex" xmlns:cx2="http://schemas.microsoft.com/office/drawing/2015/10/21/chartex" xmlns:cx3="http://schemas.microsoft.com/office/drawing/2016/5/9/chartex" xmlns:cx4="http://schemas.microsoft.com/office/drawing/2016/5/10/chartex" xmlns:cx5="http://schemas.microsoft.com/office/drawing/2016/5/11/chartex" xmlns:cx6="http://schemas.microsoft.com/office/drawing/2016/5/12/chartex" xmlns:cx7="http://schemas.microsoft.com/office/drawing/2016/5/13/chartex" xmlns:cx8="http://schemas.microsoft.com/office/drawing/2016/5/14/chartex" xmlns:mc="http://schemas.openxmlformats.org/markup-compatibility/2006" xmlns:aink="http://schemas.microsoft.com/office/drawing/2016/ink" xmlns:am3d="http://schemas.microsoft.com/office/drawing/2017/model3d" xmlns:o="urn:schemas-microsoft-com:office:office" xmlns:r="http://schemas.openxmlformats.org/officeDocument/2006/relationships" xmlns:m="http://schemas.openxmlformats.org/officeDocument/2006/math" xmlns:v="urn:schemas-microsoft-com:vml" xmlns:wp14="http://schemas.microsoft.com/office/word/2010/wordprocessingDrawing" xmlns:wp="http://schemas.openxmlformats.org/drawingml/2006/wordprocessingDrawing" xmlns:w10="urn:schemas-microsoft-com:office:word" xmlns:w="http://schemas.openxmlformats.org/wordprocessingml/2006/main" xmlns:w14="http://schemas.microsoft.com/office/word/2010/wordml" xmlns:w15="http://schemas.microsoft.com/office/word/2012/wordml" xmlns:w16cid="http://schemas.microsoft.com/office/word/2016/wordml/cid" xmlns:w16se="http://schemas.microsoft.com/office/word/2015/wordml/symex" xmlns:wpg="http://schemas.microsoft.com/office/word/2010/wordprocessingGroup" xmlns:wpi="http://schemas.microsoft.com/office/word/2010/wordprocessingInk" xmlns:wne="http://schemas.microsoft.com/office/word/2006/wordml" xmlns:wps="http://schemas.microsoft.com/office/word/2010/wordprocessingShape" mc:Ignorable="w14 w15 w16se w16cid wp14">
   <w:body>
     <w:tbl>
       <w:tblPr>
@@ -195,7 +195,21 @@
               <w:rPr>
                 <w:sz w:val="26"/>
               </w:rPr>
-              <w:t xml:space="preserve">Начальник ЛИ               ОАО «НИИЭВМ»          </w:t>
+              <w:t>Начальник ЛИ               ОАО «</w:t>
+            </w:r>
+            <w:proofErr w:type="gramStart"/>
+            <w:r>
+              <w:rPr>
+                <w:sz w:val="26"/>
+              </w:rPr>
+              <w:t xml:space="preserve">НИИЭВМ»   </w:t>
+            </w:r>
+            <w:proofErr w:type="gramEnd"/>
+            <w:r>
+              <w:rPr>
+                <w:sz w:val="26"/>
+              </w:rPr>
+              <w:t xml:space="preserve">       </w:t>
             </w:r>
           </w:p>
         </w:tc>
@@ -271,8 +285,16 @@
               <w:rPr>
                 <w:sz w:val="26"/>
               </w:rPr>
-              <w:t>А.Н. Асадчий</w:t>
-            </w:r>
+              <w:t xml:space="preserve">А.Н. </w:t>
+            </w:r>
+            <w:proofErr w:type="spellStart"/>
+            <w:r>
+              <w:rPr>
+                <w:sz w:val="26"/>
+              </w:rPr>
+              <w:t>Асадчий</w:t>
+            </w:r>
+            <w:proofErr w:type="spellEnd"/>
           </w:p>
         </w:tc>
       </w:tr>
@@ -345,7 +367,7 @@
                       <w:sz w:val="26"/>
                       <w:szCs w:val="26"/>
                     </w:rPr>
-                    <w:t>ул. М. Богдановича, 155, ком. 106</w:t>
+                    <w:t>ул. М. Богдановича, 155</w:t>
                   </w:r>
                 </w:p>
               </w:tc>
@@ -406,12 +428,36 @@
               </w:rPr>
               <w:t xml:space="preserve">    </w:t>
             </w:r>
-            <w:r>
-              <w:rPr>
-                <w:sz w:val="26"/>
-                <w:szCs w:val="26"/>
-              </w:rPr>
-              <w:t>«        »                                 2025 г.</w:t>
+            <w:proofErr w:type="gramStart"/>
+            <w:r>
+              <w:rPr>
+                <w:sz w:val="26"/>
+                <w:szCs w:val="26"/>
+              </w:rPr>
+              <w:t xml:space="preserve">«  </w:t>
+            </w:r>
+            <w:proofErr w:type="gramEnd"/>
+            <w:r>
+              <w:rPr>
+                <w:sz w:val="26"/>
+                <w:szCs w:val="26"/>
+              </w:rPr>
+              <w:t xml:space="preserve">      »                                 2</w:t>
+            </w:r>
+            <w:r>
+              <w:rPr>
+                <w:sz w:val="26"/>
+                <w:szCs w:val="26"/>
+                <w:highlight w:val="yellow"/>
+              </w:rPr>
+              <w:t>025</w:t>
+            </w:r>
+            <w:r>
+              <w:rPr>
+                <w:sz w:val="26"/>
+                <w:szCs w:val="26"/>
+              </w:rPr>
+              <w:t xml:space="preserve"> г.</w:t>
             </w:r>
           </w:p>
         </w:tc>
@@ -626,6 +672,7 @@
         </w:rPr>
         <w:t>{{</w:t>
       </w:r>
+      <w:proofErr w:type="spellStart"/>
       <w:r>
         <w:rPr>
           <w:rFonts w:ascii="Times New Roman" w:hAnsi="Times New Roman" w:cs="Times New Roman"/>
@@ -634,6 +681,7 @@
         </w:rPr>
         <w:t>Номер_протокола</w:t>
       </w:r>
+      <w:proofErr w:type="spellEnd"/>
       <w:r>
         <w:rPr>
           <w:rFonts w:ascii="Times New Roman" w:hAnsi="Times New Roman"/>
@@ -647,7 +695,25 @@
           <w:sz w:val="26"/>
           <w:szCs w:val="26"/>
         </w:rPr>
-        <w:t>от {{Дата_протокола}} г.</w:t>
+        <w:t>от {{</w:t>
+      </w:r>
+      <w:proofErr w:type="spellStart"/>
+      <w:r>
+        <w:rPr>
+          <w:rFonts w:ascii="Times New Roman" w:hAnsi="Times New Roman" w:cs="Times New Roman"/>
+          <w:sz w:val="26"/>
+          <w:szCs w:val="26"/>
+        </w:rPr>
+        <w:t>Дата_протокола</w:t>
+      </w:r>
+      <w:proofErr w:type="spellEnd"/>
+      <w:r>
+        <w:rPr>
+          <w:rFonts w:ascii="Times New Roman" w:hAnsi="Times New Roman" w:cs="Times New Roman"/>
+          <w:sz w:val="26"/>
+          <w:szCs w:val="26"/>
+        </w:rPr>
+        <w:t>}} г.</w:t>
       </w:r>
     </w:p>
     <w:p>
@@ -678,7 +744,25 @@
           <w:sz w:val="26"/>
           <w:szCs w:val="26"/>
         </w:rPr>
-        <w:t>{{Имя_изделия}},</w:t>
+        <w:t>{{</w:t>
+      </w:r>
+      <w:proofErr w:type="spellStart"/>
+      <w:r>
+        <w:rPr>
+          <w:rFonts w:ascii="Times New Roman" w:hAnsi="Times New Roman" w:cs="Times New Roman"/>
+          <w:sz w:val="26"/>
+          <w:szCs w:val="26"/>
+        </w:rPr>
+        <w:t>Имя_изделия</w:t>
+      </w:r>
+      <w:proofErr w:type="spellEnd"/>
+      <w:r>
+        <w:rPr>
+          <w:rFonts w:ascii="Times New Roman" w:hAnsi="Times New Roman" w:cs="Times New Roman"/>
+          <w:sz w:val="26"/>
+          <w:szCs w:val="26"/>
+        </w:rPr>
+        <w:t>}},</w:t>
       </w:r>
     </w:p>
     <w:p>
@@ -842,7 +926,39 @@
                 <w:sz w:val="26"/>
                 <w:szCs w:val="26"/>
               </w:rPr>
-              <w:t>Основание для проведения испытания – Приказ {{Номер_приказа}} от {{Дата_приказа}}</w:t>
+              <w:t>Основание для проведения испытания – Приказ {{</w:t>
+            </w:r>
+            <w:proofErr w:type="spellStart"/>
+            <w:r>
+              <w:rPr>
+                <w:sz w:val="26"/>
+                <w:szCs w:val="26"/>
+              </w:rPr>
+              <w:t>Номер_приказа</w:t>
+            </w:r>
+            <w:proofErr w:type="spellEnd"/>
+            <w:r>
+              <w:rPr>
+                <w:sz w:val="26"/>
+                <w:szCs w:val="26"/>
+              </w:rPr>
+              <w:t>}} от {{</w:t>
+            </w:r>
+            <w:proofErr w:type="spellStart"/>
+            <w:r>
+              <w:rPr>
+                <w:sz w:val="26"/>
+                <w:szCs w:val="26"/>
+              </w:rPr>
+              <w:t>Дата_приказа</w:t>
+            </w:r>
+            <w:proofErr w:type="spellEnd"/>
+            <w:r>
+              <w:rPr>
+                <w:sz w:val="26"/>
+                <w:szCs w:val="26"/>
+              </w:rPr>
+              <w:t>}}</w:t>
             </w:r>
           </w:p>
         </w:tc>
@@ -894,14 +1010,44 @@
                 <w:sz w:val="26"/>
               </w:rPr>
               <w:br/>
-              <w:t>{{Имя_изделия}} зав №</w:t>
-            </w:r>
-            <w:r>
-              <w:rPr>
-                <w:sz w:val="26"/>
-                <w:szCs w:val="26"/>
-              </w:rPr>
-              <w:t>{{Номер_изделия}}</w:t>
+              <w:t>{{</w:t>
+            </w:r>
+            <w:proofErr w:type="spellStart"/>
+            <w:r>
+              <w:rPr>
+                <w:sz w:val="26"/>
+              </w:rPr>
+              <w:t>Имя_изделия</w:t>
+            </w:r>
+            <w:proofErr w:type="spellEnd"/>
+            <w:r>
+              <w:rPr>
+                <w:sz w:val="26"/>
+              </w:rPr>
+              <w:t>}} зав №</w:t>
+            </w:r>
+            <w:r>
+              <w:rPr>
+                <w:sz w:val="26"/>
+                <w:szCs w:val="26"/>
+              </w:rPr>
+              <w:t>{{</w:t>
+            </w:r>
+            <w:proofErr w:type="spellStart"/>
+            <w:r>
+              <w:rPr>
+                <w:sz w:val="26"/>
+                <w:szCs w:val="26"/>
+              </w:rPr>
+              <w:t>Номер_изделия</w:t>
+            </w:r>
+            <w:proofErr w:type="spellEnd"/>
+            <w:r>
+              <w:rPr>
+                <w:sz w:val="26"/>
+                <w:szCs w:val="26"/>
+              </w:rPr>
+              <w:t>}}</w:t>
             </w:r>
             <w:r>
               <w:rPr>
@@ -914,7 +1060,23 @@
                 <w:sz w:val="26"/>
                 <w:szCs w:val="26"/>
               </w:rPr>
-              <w:t>{{Рег_Номер_изделия}}</w:t>
+              <w:t>{{</w:t>
+            </w:r>
+            <w:proofErr w:type="spellStart"/>
+            <w:r>
+              <w:rPr>
+                <w:sz w:val="26"/>
+                <w:szCs w:val="26"/>
+              </w:rPr>
+              <w:t>Рег_Номер_изделия</w:t>
+            </w:r>
+            <w:proofErr w:type="spellEnd"/>
+            <w:r>
+              <w:rPr>
+                <w:sz w:val="26"/>
+                <w:szCs w:val="26"/>
+              </w:rPr>
+              <w:t>}}</w:t>
             </w:r>
           </w:p>
           <w:p>
@@ -1056,6 +1218,7 @@
       <w:r>
         <w:t>{{</w:t>
       </w:r>
+      <w:proofErr w:type="spellStart"/>
       <w:r>
         <w:rPr>
           <w:rFonts w:cs="Times New Roman"/>
@@ -1063,16 +1226,9 @@
         </w:rPr>
         <w:t>Номер_протокола</w:t>
       </w:r>
-      <w:r>
-        <w:t xml:space="preserve">}} </w:t>
-      </w:r>
-      <w:r>
-        <w:rPr>
-          <w:rFonts w:cs="Times New Roman"/>
-          <w:szCs w:val="26"/>
-          <w:lang w:val="be-BY"/>
-        </w:rPr>
-        <w:t>-2025</w:t>
+      <w:proofErr w:type="spellEnd"/>
+      <w:r>
+        <w:t>}}</w:t>
       </w:r>
     </w:p>
     <w:p>
@@ -1571,6 +1727,7 @@
       <w:r>
         <w:t>{{</w:t>
       </w:r>
+      <w:proofErr w:type="spellStart"/>
       <w:r>
         <w:rPr>
           <w:rFonts w:cs="Times New Roman"/>
@@ -1578,16 +1735,9 @@
         </w:rPr>
         <w:t>Номер_протокола</w:t>
       </w:r>
-      <w:r>
-        <w:t xml:space="preserve">}} </w:t>
-      </w:r>
-      <w:r>
-        <w:rPr>
-          <w:rFonts w:cs="Times New Roman"/>
-          <w:szCs w:val="26"/>
-          <w:lang w:val="be-BY"/>
-        </w:rPr>
-        <w:t>-2025</w:t>
+      <w:proofErr w:type="spellEnd"/>
+      <w:r>
+        <w:t>}}</w:t>
       </w:r>
     </w:p>
     <w:p>
@@ -1707,7 +1857,21 @@
               <w:rPr>
                 <w:sz w:val="26"/>
               </w:rPr>
-              <w:t>{{Дата_начала}} г.</w:t>
+              <w:t>{{</w:t>
+            </w:r>
+            <w:proofErr w:type="spellStart"/>
+            <w:r>
+              <w:rPr>
+                <w:sz w:val="26"/>
+              </w:rPr>
+              <w:t>Дата_начала</w:t>
+            </w:r>
+            <w:proofErr w:type="spellEnd"/>
+            <w:r>
+              <w:rPr>
+                <w:sz w:val="26"/>
+              </w:rPr>
+              <w:t>}} г.</w:t>
             </w:r>
           </w:p>
         </w:tc>
@@ -1748,7 +1912,21 @@
               <w:rPr>
                 <w:sz w:val="26"/>
               </w:rPr>
-              <w:t>{{Дата_начала}} г.</w:t>
+              <w:t>{{</w:t>
+            </w:r>
+            <w:proofErr w:type="spellStart"/>
+            <w:r>
+              <w:rPr>
+                <w:sz w:val="26"/>
+              </w:rPr>
+              <w:t>Дата_начала</w:t>
+            </w:r>
+            <w:proofErr w:type="spellEnd"/>
+            <w:r>
+              <w:rPr>
+                <w:sz w:val="26"/>
+              </w:rPr>
+              <w:t>}} г.</w:t>
             </w:r>
           </w:p>
         </w:tc>
@@ -1786,7 +1964,21 @@
               <w:rPr>
                 <w:sz w:val="26"/>
               </w:rPr>
-              <w:t>{{Дата_окончания}} г.</w:t>
+              <w:t>{{</w:t>
+            </w:r>
+            <w:proofErr w:type="spellStart"/>
+            <w:r>
+              <w:rPr>
+                <w:sz w:val="26"/>
+              </w:rPr>
+              <w:t>Дата_окончания</w:t>
+            </w:r>
+            <w:proofErr w:type="spellEnd"/>
+            <w:r>
+              <w:rPr>
+                <w:sz w:val="26"/>
+              </w:rPr>
+              <w:t>}} г.</w:t>
             </w:r>
           </w:p>
         </w:tc>
@@ -1953,7 +2145,7 @@
                 <w:sz w:val="26"/>
                 <w:szCs w:val="26"/>
               </w:rPr>
-              <w:t xml:space="preserve">({{Влажность}}) </w:t>
+              <w:t>({{Влажность}})</w:t>
             </w:r>
             <w:r>
               <w:t xml:space="preserve"> %;</w:t>
@@ -1983,7 +2175,23 @@
                 <w:sz w:val="26"/>
                 <w:szCs w:val="26"/>
               </w:rPr>
-              <w:t>Атмосферное давление – ({{Давление}})  мм.рт.ст.</w:t>
+              <w:t xml:space="preserve">Атмосферное давление – ({{Давление}}) </w:t>
+            </w:r>
+            <w:proofErr w:type="spellStart"/>
+            <w:r>
+              <w:rPr>
+                <w:sz w:val="26"/>
+                <w:szCs w:val="26"/>
+              </w:rPr>
+              <w:t>мм.рт.ст</w:t>
+            </w:r>
+            <w:proofErr w:type="spellEnd"/>
+            <w:r>
+              <w:rPr>
+                <w:sz w:val="26"/>
+                <w:szCs w:val="26"/>
+              </w:rPr>
+              <w:t>.</w:t>
             </w:r>
           </w:p>
         </w:tc>
@@ -2426,6 +2634,7 @@
       <w:r>
         <w:t>{{</w:t>
       </w:r>
+      <w:proofErr w:type="spellStart"/>
       <w:r>
         <w:rPr>
           <w:rFonts w:cs="Times New Roman"/>
@@ -2433,15 +2642,9 @@
         </w:rPr>
         <w:t>Номер_протокола</w:t>
       </w:r>
-      <w:r>
-        <w:t xml:space="preserve">}} </w:t>
-      </w:r>
-      <w:r>
-        <w:rPr>
-          <w:rFonts w:cs="Times New Roman"/>
-          <w:szCs w:val="26"/>
-        </w:rPr>
-        <w:t>-2025</w:t>
+      <w:proofErr w:type="spellEnd"/>
+      <w:r>
+        <w:t>}}</w:t>
       </w:r>
     </w:p>
     <w:p>
@@ -2512,7 +2715,43 @@
           <w:sz w:val="26"/>
           <w:szCs w:val="26"/>
         </w:rPr>
-        <w:t>(Изделие {{Имя_изделия}} зав №{{Номер_изделия}}, Изделие {{Имя_изделия_2}} зав №{{Номер_изделия_2}}</w:t>
+        <w:t>(Изделие {{</w:t>
+      </w:r>
+      <w:proofErr w:type="spellStart"/>
+      <w:r>
+        <w:rPr>
+          <w:rFonts w:ascii="Times New Roman" w:hAnsi="Times New Roman" w:cs="Times New Roman"/>
+          <w:sz w:val="26"/>
+          <w:szCs w:val="26"/>
+        </w:rPr>
+        <w:t>Имя_изделия</w:t>
+      </w:r>
+      <w:proofErr w:type="spellEnd"/>
+      <w:r>
+        <w:rPr>
+          <w:rFonts w:ascii="Times New Roman" w:hAnsi="Times New Roman" w:cs="Times New Roman"/>
+          <w:sz w:val="26"/>
+          <w:szCs w:val="26"/>
+        </w:rPr>
+        <w:t>}} зав №{{</w:t>
+      </w:r>
+      <w:proofErr w:type="spellStart"/>
+      <w:r>
+        <w:rPr>
+          <w:rFonts w:ascii="Times New Roman" w:hAnsi="Times New Roman" w:cs="Times New Roman"/>
+          <w:sz w:val="26"/>
+          <w:szCs w:val="26"/>
+        </w:rPr>
+        <w:t>Номер_изделия</w:t>
+      </w:r>
+      <w:proofErr w:type="spellEnd"/>
+      <w:r>
+        <w:rPr>
+          <w:rFonts w:ascii="Times New Roman" w:hAnsi="Times New Roman" w:cs="Times New Roman"/>
+          <w:sz w:val="26"/>
+          <w:szCs w:val="26"/>
+        </w:rPr>
+        <w:t>}}, Изделие {{Имя_изделия_2}} зав №{{Номер_изделия_2}}</w:t>
       </w:r>
     </w:p>
     <w:p>
@@ -3328,9 +3567,7 @@
         </w:rPr>
       </w:pPr>
       <w:bookmarkStart w:id="2" w:name="Table_Results"/>
-      <w:bookmarkStart w:id="3" w:name="_GoBack"/>
       <w:bookmarkEnd w:id="2"/>
-      <w:bookmarkEnd w:id="3"/>
     </w:p>
     <w:p>
       <w:pPr>
@@ -3393,7 +3630,15 @@
                 <w:sz w:val="26"/>
                 <w:szCs w:val="26"/>
               </w:rPr>
-              <w:t>Испытания пров</w:t>
+              <w:t xml:space="preserve">Испытания </w:t>
+            </w:r>
+            <w:proofErr w:type="spellStart"/>
+            <w:r>
+              <w:rPr>
+                <w:sz w:val="26"/>
+                <w:szCs w:val="26"/>
+              </w:rPr>
+              <w:t>пров</w:t>
             </w:r>
             <w:r>
               <w:rPr>
@@ -3403,6 +3648,7 @@
               </w:rPr>
               <w:t>одил</w:t>
             </w:r>
+            <w:proofErr w:type="spellEnd"/>
             <w:r>
               <w:rPr>
                 <w:sz w:val="26"/>
@@ -3524,8 +3770,17 @@
                 <w:sz w:val="26"/>
                 <w:szCs w:val="26"/>
               </w:rPr>
-              <w:t>А.С. Хломко</w:t>
-            </w:r>
+              <w:t xml:space="preserve">А.С. </w:t>
+            </w:r>
+            <w:proofErr w:type="spellStart"/>
+            <w:r>
+              <w:rPr>
+                <w:sz w:val="26"/>
+                <w:szCs w:val="26"/>
+              </w:rPr>
+              <w:t>Хломко</w:t>
+            </w:r>
+            <w:proofErr w:type="spellEnd"/>
           </w:p>
         </w:tc>
       </w:tr>
@@ -3613,17 +3868,10 @@
         <w:rPr>
           <w:sz w:val="26"/>
         </w:rPr>
-        <w:t xml:space="preserve">}} </w:t>
-      </w:r>
-      <w:r>
-        <w:rPr>
-          <w:rFonts w:cs="Times New Roman"/>
-          <w:sz w:val="26"/>
-          <w:szCs w:val="26"/>
-          <w:lang w:val="ru-RU"/>
-        </w:rPr>
-        <w:t>-2025</w:t>
-      </w:r>
+        <w:t>}}</w:t>
+      </w:r>
+      <w:bookmarkStart w:id="3" w:name="_GoBack"/>
+      <w:bookmarkEnd w:id="3"/>
     </w:p>
     <w:p>
       <w:pPr>
@@ -3774,7 +4022,35 @@
               <w:rPr>
                 <w:sz w:val="26"/>
               </w:rPr>
-              <w:t xml:space="preserve"> {{Имя_изделия}} зав №{{Номер_изделия}}, {{Имя_изделия_2}} зав №{{Номер_изделия_2}} испытания на соответствие требованиям </w:t>
+              <w:t xml:space="preserve"> {{</w:t>
+            </w:r>
+            <w:proofErr w:type="spellStart"/>
+            <w:r>
+              <w:rPr>
+                <w:sz w:val="26"/>
+              </w:rPr>
+              <w:t>Имя_изделия</w:t>
+            </w:r>
+            <w:proofErr w:type="spellEnd"/>
+            <w:r>
+              <w:rPr>
+                <w:sz w:val="26"/>
+              </w:rPr>
+              <w:t>}} зав №{{</w:t>
+            </w:r>
+            <w:proofErr w:type="spellStart"/>
+            <w:r>
+              <w:rPr>
+                <w:sz w:val="26"/>
+              </w:rPr>
+              <w:t>Номер_изделия</w:t>
+            </w:r>
+            <w:proofErr w:type="spellEnd"/>
+            <w:r>
+              <w:rPr>
+                <w:sz w:val="26"/>
+              </w:rPr>
+              <w:t xml:space="preserve">}}, {{Имя_изделия_2}} зав №{{Номер_изделия_2}} испытания на соответствие требованиям </w:t>
             </w:r>
             <w:r>
               <w:rPr>
@@ -3807,7 +4083,23 @@
                 <w:sz w:val="26"/>
                 <w:highlight w:val="yellow"/>
               </w:rPr>
-              <w:t>{{Имя_изделия}}»</w:t>
+              <w:t>{{</w:t>
+            </w:r>
+            <w:proofErr w:type="spellStart"/>
+            <w:r>
+              <w:rPr>
+                <w:sz w:val="26"/>
+                <w:highlight w:val="yellow"/>
+              </w:rPr>
+              <w:t>Имя_изделия</w:t>
+            </w:r>
+            <w:proofErr w:type="spellEnd"/>
+            <w:r>
+              <w:rPr>
+                <w:sz w:val="26"/>
+                <w:highlight w:val="yellow"/>
+              </w:rPr>
+              <w:t>}}»</w:t>
             </w:r>
             <w:r>
               <w:rPr>
@@ -3997,11 +4289,19 @@
             <w:hideMark/>
           </w:tcPr>
           <w:p>
-            <w:r>
-              <w:rPr>
-                <w:sz w:val="26"/>
-              </w:rPr>
-              <w:t>Асадчий. А.Н</w:t>
+            <w:proofErr w:type="spellStart"/>
+            <w:r>
+              <w:rPr>
+                <w:sz w:val="26"/>
+              </w:rPr>
+              <w:t>Асадчий</w:t>
+            </w:r>
+            <w:proofErr w:type="spellEnd"/>
+            <w:r>
+              <w:rPr>
+                <w:sz w:val="26"/>
+              </w:rPr>
+              <w:t>. А.Н</w:t>
             </w:r>
           </w:p>
         </w:tc>
@@ -4240,7 +4540,21 @@
               <w:rPr>
                 <w:sz w:val="26"/>
               </w:rPr>
-              <w:t>2.  ОАО «НИИЭВМ». Упр 5</w:t>
+              <w:t xml:space="preserve">2.  ОАО «НИИЭВМ». </w:t>
+            </w:r>
+            <w:proofErr w:type="spellStart"/>
+            <w:r>
+              <w:rPr>
+                <w:sz w:val="26"/>
+              </w:rPr>
+              <w:t>Упр</w:t>
+            </w:r>
+            <w:proofErr w:type="spellEnd"/>
+            <w:r>
+              <w:rPr>
+                <w:sz w:val="26"/>
+              </w:rPr>
+              <w:t xml:space="preserve"> 5</w:t>
             </w:r>
           </w:p>
         </w:tc>
@@ -4469,7 +4783,7 @@
 </file>
 
 <file path=word/endnotes.xml><?xml version="1.0" encoding="utf-8"?>
-<w:endnotes xmlns:wpc="http://schemas.microsoft.com/office/word/2010/wordprocessingCanvas" xmlns:cx="http://schemas.microsoft.com/office/drawing/2014/chartex" xmlns:cx1="http://schemas.microsoft.com/office/drawing/2015/9/8/chartex" xmlns:mc="http://schemas.openxmlformats.org/markup-compatibility/2006" xmlns:o="urn:schemas-microsoft-com:office:office" xmlns:r="http://schemas.openxmlformats.org/officeDocument/2006/relationships" xmlns:m="http://schemas.openxmlformats.org/officeDocument/2006/math" xmlns:v="urn:schemas-microsoft-com:vml" xmlns:wp14="http://schemas.microsoft.com/office/word/2010/wordprocessingDrawing" xmlns:wp="http://schemas.openxmlformats.org/drawingml/2006/wordprocessingDrawing" xmlns:w10="urn:schemas-microsoft-com:office:word" xmlns:w="http://schemas.openxmlformats.org/wordprocessingml/2006/main" xmlns:w14="http://schemas.microsoft.com/office/word/2010/wordml" xmlns:w15="http://schemas.microsoft.com/office/word/2012/wordml" xmlns:w16se="http://schemas.microsoft.com/office/word/2015/wordml/symex" xmlns:wpg="http://schemas.microsoft.com/office/word/2010/wordprocessingGroup" xmlns:wpi="http://schemas.microsoft.com/office/word/2010/wordprocessingInk" xmlns:wne="http://schemas.microsoft.com/office/word/2006/wordml" xmlns:wps="http://schemas.microsoft.com/office/word/2010/wordprocessingShape" mc:Ignorable="w14 w15 w16se wp14">
+<w:endnotes xmlns:wpc="http://schemas.microsoft.com/office/word/2010/wordprocessingCanvas" xmlns:cx="http://schemas.microsoft.com/office/drawing/2014/chartex" xmlns:cx1="http://schemas.microsoft.com/office/drawing/2015/9/8/chartex" xmlns:cx2="http://schemas.microsoft.com/office/drawing/2015/10/21/chartex" xmlns:cx3="http://schemas.microsoft.com/office/drawing/2016/5/9/chartex" xmlns:cx4="http://schemas.microsoft.com/office/drawing/2016/5/10/chartex" xmlns:cx5="http://schemas.microsoft.com/office/drawing/2016/5/11/chartex" xmlns:cx6="http://schemas.microsoft.com/office/drawing/2016/5/12/chartex" xmlns:cx7="http://schemas.microsoft.com/office/drawing/2016/5/13/chartex" xmlns:cx8="http://schemas.microsoft.com/office/drawing/2016/5/14/chartex" xmlns:mc="http://schemas.openxmlformats.org/markup-compatibility/2006" xmlns:aink="http://schemas.microsoft.com/office/drawing/2016/ink" xmlns:am3d="http://schemas.microsoft.com/office/drawing/2017/model3d" xmlns:o="urn:schemas-microsoft-com:office:office" xmlns:r="http://schemas.openxmlformats.org/officeDocument/2006/relationships" xmlns:m="http://schemas.openxmlformats.org/officeDocument/2006/math" xmlns:v="urn:schemas-microsoft-com:vml" xmlns:wp14="http://schemas.microsoft.com/office/word/2010/wordprocessingDrawing" xmlns:wp="http://schemas.openxmlformats.org/drawingml/2006/wordprocessingDrawing" xmlns:w10="urn:schemas-microsoft-com:office:word" xmlns:w="http://schemas.openxmlformats.org/wordprocessingml/2006/main" xmlns:w14="http://schemas.microsoft.com/office/word/2010/wordml" xmlns:w15="http://schemas.microsoft.com/office/word/2012/wordml" xmlns:w16cid="http://schemas.microsoft.com/office/word/2016/wordml/cid" xmlns:w16se="http://schemas.microsoft.com/office/word/2015/wordml/symex" xmlns:wpg="http://schemas.microsoft.com/office/word/2010/wordprocessingGroup" xmlns:wpi="http://schemas.microsoft.com/office/word/2010/wordprocessingInk" xmlns:wne="http://schemas.microsoft.com/office/word/2006/wordml" xmlns:wps="http://schemas.microsoft.com/office/word/2010/wordprocessingShape" mc:Ignorable="w14 w15 w16se w16cid wp14">
   <w:endnote w:type="separator" w:id="-1">
     <w:p>
       <w:r>
@@ -4488,7 +4802,7 @@
 </file>
 
 <file path=word/footnotes.xml><?xml version="1.0" encoding="utf-8"?>
-<w:footnotes xmlns:wpc="http://schemas.microsoft.com/office/word/2010/wordprocessingCanvas" xmlns:cx="http://schemas.microsoft.com/office/drawing/2014/chartex" xmlns:cx1="http://schemas.microsoft.com/office/drawing/2015/9/8/chartex" xmlns:mc="http://schemas.openxmlformats.org/markup-compatibility/2006" xmlns:o="urn:schemas-microsoft-com:office:office" xmlns:r="http://schemas.openxmlformats.org/officeDocument/2006/relationships" xmlns:m="http://schemas.openxmlformats.org/officeDocument/2006/math" xmlns:v="urn:schemas-microsoft-com:vml" xmlns:wp14="http://schemas.microsoft.com/office/word/2010/wordprocessingDrawing" xmlns:wp="http://schemas.openxmlformats.org/drawingml/2006/wordprocessingDrawing" xmlns:w10="urn:schemas-microsoft-com:office:word" xmlns:w="http://schemas.openxmlformats.org/wordprocessingml/2006/main" xmlns:w14="http://schemas.microsoft.com/office/word/2010/wordml" xmlns:w15="http://schemas.microsoft.com/office/word/2012/wordml" xmlns:w16se="http://schemas.microsoft.com/office/word/2015/wordml/symex" xmlns:wpg="http://schemas.microsoft.com/office/word/2010/wordprocessingGroup" xmlns:wpi="http://schemas.microsoft.com/office/word/2010/wordprocessingInk" xmlns:wne="http://schemas.microsoft.com/office/word/2006/wordml" xmlns:wps="http://schemas.microsoft.com/office/word/2010/wordprocessingShape" mc:Ignorable="w14 w15 w16se wp14">
+<w:footnotes xmlns:wpc="http://schemas.microsoft.com/office/word/2010/wordprocessingCanvas" xmlns:cx="http://schemas.microsoft.com/office/drawing/2014/chartex" xmlns:cx1="http://schemas.microsoft.com/office/drawing/2015/9/8/chartex" xmlns:cx2="http://schemas.microsoft.com/office/drawing/2015/10/21/chartex" xmlns:cx3="http://schemas.microsoft.com/office/drawing/2016/5/9/chartex" xmlns:cx4="http://schemas.microsoft.com/office/drawing/2016/5/10/chartex" xmlns:cx5="http://schemas.microsoft.com/office/drawing/2016/5/11/chartex" xmlns:cx6="http://schemas.microsoft.com/office/drawing/2016/5/12/chartex" xmlns:cx7="http://schemas.microsoft.com/office/drawing/2016/5/13/chartex" xmlns:cx8="http://schemas.microsoft.com/office/drawing/2016/5/14/chartex" xmlns:mc="http://schemas.openxmlformats.org/markup-compatibility/2006" xmlns:aink="http://schemas.microsoft.com/office/drawing/2016/ink" xmlns:am3d="http://schemas.microsoft.com/office/drawing/2017/model3d" xmlns:o="urn:schemas-microsoft-com:office:office" xmlns:r="http://schemas.openxmlformats.org/officeDocument/2006/relationships" xmlns:m="http://schemas.openxmlformats.org/officeDocument/2006/math" xmlns:v="urn:schemas-microsoft-com:vml" xmlns:wp14="http://schemas.microsoft.com/office/word/2010/wordprocessingDrawing" xmlns:wp="http://schemas.openxmlformats.org/drawingml/2006/wordprocessingDrawing" xmlns:w10="urn:schemas-microsoft-com:office:word" xmlns:w="http://schemas.openxmlformats.org/wordprocessingml/2006/main" xmlns:w14="http://schemas.microsoft.com/office/word/2010/wordml" xmlns:w15="http://schemas.microsoft.com/office/word/2012/wordml" xmlns:w16cid="http://schemas.microsoft.com/office/word/2016/wordml/cid" xmlns:w16se="http://schemas.microsoft.com/office/word/2015/wordml/symex" xmlns:wpg="http://schemas.microsoft.com/office/word/2010/wordprocessingGroup" xmlns:wpi="http://schemas.microsoft.com/office/word/2010/wordprocessingInk" xmlns:wne="http://schemas.microsoft.com/office/word/2006/wordml" xmlns:wps="http://schemas.microsoft.com/office/word/2010/wordprocessingShape" mc:Ignorable="w14 w15 w16se w16cid wp14">
   <w:footnote w:type="separator" w:id="-1">
     <w:p>
       <w:r>
@@ -4507,7 +4821,7 @@
 </file>
 
 <file path=word/numbering.xml><?xml version="1.0" encoding="utf-8"?>
-<w:numbering xmlns:wpc="http://schemas.microsoft.com/office/word/2010/wordprocessingCanvas" xmlns:cx="http://schemas.microsoft.com/office/drawing/2014/chartex" xmlns:cx1="http://schemas.microsoft.com/office/drawing/2015/9/8/chartex" xmlns:mc="http://schemas.openxmlformats.org/markup-compatibility/2006" xmlns:o="urn:schemas-microsoft-com:office:office" xmlns:r="http://schemas.openxmlformats.org/officeDocument/2006/relationships" xmlns:m="http://schemas.openxmlformats.org/officeDocument/2006/math" xmlns:v="urn:schemas-microsoft-com:vml" xmlns:wp14="http://schemas.microsoft.com/office/word/2010/wordprocessingDrawing" xmlns:wp="http://schemas.openxmlformats.org/drawingml/2006/wordprocessingDrawing" xmlns:w10="urn:schemas-microsoft-com:office:word" xmlns:w="http://schemas.openxmlformats.org/wordprocessingml/2006/main" xmlns:w14="http://schemas.microsoft.com/office/word/2010/wordml" xmlns:w15="http://schemas.microsoft.com/office/word/2012/wordml" xmlns:w16se="http://schemas.microsoft.com/office/word/2015/wordml/symex" xmlns:wpg="http://schemas.microsoft.com/office/word/2010/wordprocessingGroup" xmlns:wpi="http://schemas.microsoft.com/office/word/2010/wordprocessingInk" xmlns:wne="http://schemas.microsoft.com/office/word/2006/wordml" xmlns:wps="http://schemas.microsoft.com/office/word/2010/wordprocessingShape" mc:Ignorable="w14 w15 w16se wp14">
+<w:numbering xmlns:wpc="http://schemas.microsoft.com/office/word/2010/wordprocessingCanvas" xmlns:cx="http://schemas.microsoft.com/office/drawing/2014/chartex" xmlns:cx1="http://schemas.microsoft.com/office/drawing/2015/9/8/chartex" xmlns:cx2="http://schemas.microsoft.com/office/drawing/2015/10/21/chartex" xmlns:cx3="http://schemas.microsoft.com/office/drawing/2016/5/9/chartex" xmlns:cx4="http://schemas.microsoft.com/office/drawing/2016/5/10/chartex" xmlns:cx5="http://schemas.microsoft.com/office/drawing/2016/5/11/chartex" xmlns:cx6="http://schemas.microsoft.com/office/drawing/2016/5/12/chartex" xmlns:cx7="http://schemas.microsoft.com/office/drawing/2016/5/13/chartex" xmlns:cx8="http://schemas.microsoft.com/office/drawing/2016/5/14/chartex" xmlns:mc="http://schemas.openxmlformats.org/markup-compatibility/2006" xmlns:aink="http://schemas.microsoft.com/office/drawing/2016/ink" xmlns:am3d="http://schemas.microsoft.com/office/drawing/2017/model3d" xmlns:o="urn:schemas-microsoft-com:office:office" xmlns:r="http://schemas.openxmlformats.org/officeDocument/2006/relationships" xmlns:m="http://schemas.openxmlformats.org/officeDocument/2006/math" xmlns:v="urn:schemas-microsoft-com:vml" xmlns:wp14="http://schemas.microsoft.com/office/word/2010/wordprocessingDrawing" xmlns:wp="http://schemas.openxmlformats.org/drawingml/2006/wordprocessingDrawing" xmlns:w10="urn:schemas-microsoft-com:office:word" xmlns:w="http://schemas.openxmlformats.org/wordprocessingml/2006/main" xmlns:w14="http://schemas.microsoft.com/office/word/2010/wordml" xmlns:w15="http://schemas.microsoft.com/office/word/2012/wordml" xmlns:w16cid="http://schemas.microsoft.com/office/word/2016/wordml/cid" xmlns:w16se="http://schemas.microsoft.com/office/word/2015/wordml/symex" xmlns:wpg="http://schemas.microsoft.com/office/word/2010/wordprocessingGroup" xmlns:wpi="http://schemas.microsoft.com/office/word/2010/wordprocessingInk" xmlns:wne="http://schemas.microsoft.com/office/word/2006/wordml" xmlns:wps="http://schemas.microsoft.com/office/word/2010/wordprocessingShape" mc:Ignorable="w14 w15 w16se w16cid wp14">
   <w:abstractNum w:abstractNumId="0" w15:restartNumberingAfterBreak="0">
     <w:nsid w:val="19365665"/>
     <w:multiLevelType w:val="hybridMultilevel"/>
@@ -5023,7 +5337,7 @@
 </file>
 
 <file path=word/styles.xml><?xml version="1.0" encoding="utf-8"?>
-<w:styles xmlns:mc="http://schemas.openxmlformats.org/markup-compatibility/2006" xmlns:r="http://schemas.openxmlformats.org/officeDocument/2006/relationships" xmlns:w="http://schemas.openxmlformats.org/wordprocessingml/2006/main" xmlns:w14="http://schemas.microsoft.com/office/word/2010/wordml" xmlns:w15="http://schemas.microsoft.com/office/word/2012/wordml" xmlns:w16se="http://schemas.microsoft.com/office/word/2015/wordml/symex" mc:Ignorable="w14 w15 w16se">
+<w:styles xmlns:mc="http://schemas.openxmlformats.org/markup-compatibility/2006" xmlns:r="http://schemas.openxmlformats.org/officeDocument/2006/relationships" xmlns:w="http://schemas.openxmlformats.org/wordprocessingml/2006/main" xmlns:w14="http://schemas.microsoft.com/office/word/2010/wordml" xmlns:w15="http://schemas.microsoft.com/office/word/2012/wordml" xmlns:w16cid="http://schemas.microsoft.com/office/word/2016/wordml/cid" xmlns:w16se="http://schemas.microsoft.com/office/word/2015/wordml/symex" mc:Ignorable="w14 w15 w16se w16cid">
   <w:docDefaults>
     <w:rPrDefault>
       <w:rPr>
@@ -5039,7 +5353,7 @@
       </w:pPr>
     </w:pPrDefault>
   </w:docDefaults>
-  <w:latentStyles w:defLockedState="0" w:defUIPriority="99" w:defSemiHidden="0" w:defUnhideWhenUsed="0" w:defQFormat="0" w:count="371">
+  <w:latentStyles w:defLockedState="0" w:defUIPriority="99" w:defSemiHidden="0" w:defUnhideWhenUsed="0" w:defQFormat="0" w:count="375">
     <w:lsdException w:name="Normal" w:uiPriority="0" w:qFormat="1"/>
     <w:lsdException w:name="heading 1" w:uiPriority="0" w:qFormat="1"/>
     <w:lsdException w:name="heading 2" w:semiHidden="1" w:uiPriority="0" w:unhideWhenUsed="1" w:qFormat="1"/>
@@ -5145,7 +5459,6 @@
     <w:lsdException w:name="HTML Sample" w:semiHidden="1" w:unhideWhenUsed="1"/>
     <w:lsdException w:name="HTML Typewriter" w:semiHidden="1" w:unhideWhenUsed="1"/>
     <w:lsdException w:name="HTML Variable" w:semiHidden="1" w:unhideWhenUsed="1"/>
-    <w:lsdException w:name="Normal Table" w:semiHidden="1" w:unhideWhenUsed="1"/>
     <w:lsdException w:name="annotation subject" w:semiHidden="1" w:unhideWhenUsed="1"/>
     <w:lsdException w:name="No List" w:semiHidden="1" w:unhideWhenUsed="1"/>
     <w:lsdException w:name="Outline List 1" w:semiHidden="1" w:unhideWhenUsed="1"/>
@@ -5189,10 +5502,8 @@
     <w:lsdException w:name="Table Elegant" w:semiHidden="1" w:unhideWhenUsed="1"/>
     <w:lsdException w:name="Table Professional" w:semiHidden="1" w:unhideWhenUsed="1"/>
     <w:lsdException w:name="Table Subtle 1" w:semiHidden="1" w:unhideWhenUsed="1"/>
-    <w:lsdException w:name="Table Subtle 2" w:semiHidden="1" w:unhideWhenUsed="1"/>
     <w:lsdException w:name="Table Web 1" w:semiHidden="1" w:unhideWhenUsed="1"/>
     <w:lsdException w:name="Table Web 2" w:semiHidden="1" w:unhideWhenUsed="1"/>
-    <w:lsdException w:name="Table Web 3" w:semiHidden="1" w:unhideWhenUsed="1"/>
     <w:lsdException w:name="Balloon Text" w:semiHidden="1" w:unhideWhenUsed="1"/>
     <w:lsdException w:name="Table Grid" w:uiPriority="59"/>
     <w:lsdException w:name="Table Theme" w:semiHidden="1" w:unhideWhenUsed="1"/>
@@ -5411,6 +5722,10 @@
     <w:lsdException w:name="List Table 5 Dark Accent 6" w:uiPriority="50"/>
     <w:lsdException w:name="List Table 6 Colorful Accent 6" w:uiPriority="51"/>
     <w:lsdException w:name="List Table 7 Colorful Accent 6" w:uiPriority="52"/>
+    <w:lsdException w:name="Mention" w:semiHidden="1" w:unhideWhenUsed="1"/>
+    <w:lsdException w:name="Smart Hyperlink" w:semiHidden="1" w:unhideWhenUsed="1"/>
+    <w:lsdException w:name="Hashtag" w:semiHidden="1" w:unhideWhenUsed="1"/>
+    <w:lsdException w:name="Unresolved Mention" w:semiHidden="1" w:unhideWhenUsed="1"/>
   </w:latentStyles>
   <w:style w:type="paragraph" w:default="1" w:styleId="a">
     <w:name w:val="Normal"/>
